--- a/cv/Jithin_George_Server_CV.docx
+++ b/cv/Jithin_George_Server_CV.docx
@@ -86,7 +86,7 @@
         <w:rPr>
           <w:b w:val="0"/>
         </w:rPr>
-        <w:t>Warm, food-loving front of house professional with 2.5 years in busy casual dining, street food and restaurant settings, most recently as a Restaurant Supervisor. Takes full ownership of a section from set-up to close, reads guests' needs early and gives every table an attentive, informed and personalised experience. Calm under pressure, quick with the kitchen and bar, and always ready to step in for the team at peak times.</w:t>
+        <w:t>Front of house professional with 2.5 years in busy casual dining, street food and restaurant settings, most recently as a Restaurant Supervisor. Takes full ownership of a section from set-up to close, reads guests' needs early and gives every table an attentive, informed and personalised experience. Calm under pressure, quick with the kitchen and bar, and always ready to step in for the team at peak times.</w:t>
       </w:r>
     </w:p>
     <w:p>

--- a/cv/Jithin_George_Server_CV.docx
+++ b/cv/Jithin_George_Server_CV.docx
@@ -65,7 +65,7 @@
     </w:p>
     <w:p>
       <w:pPr>
-        <w:spacing w:after="60" w:before="160"/>
+        <w:spacing w:after="120" w:before="300"/>
         <w:pBdr>
           <w:bottom w:val="single" w:sz="6" w:space="2" w:color="333333"/>
         </w:pBdr>
@@ -91,7 +91,7 @@
     </w:p>
     <w:p>
       <w:pPr>
-        <w:spacing w:after="60" w:before="160"/>
+        <w:spacing w:after="120" w:before="300"/>
         <w:pBdr>
           <w:bottom w:val="single" w:sz="6" w:space="2" w:color="333333"/>
         </w:pBdr>
@@ -109,7 +109,7 @@
         <w:tabs>
           <w:tab w:pos="10091" w:val="right"/>
         </w:tabs>
-        <w:spacing w:after="20" w:before="100"/>
+        <w:spacing w:after="60" w:before="200"/>
       </w:pPr>
       <w:r>
         <w:rPr>
@@ -134,7 +134,7 @@
     <w:p>
       <w:pPr>
         <w:pStyle w:val="ListBullet"/>
-        <w:spacing w:after="20"/>
+        <w:spacing w:after="30"/>
       </w:pPr>
       <w:r>
         <w:rPr>
@@ -146,7 +146,7 @@
     <w:p>
       <w:pPr>
         <w:pStyle w:val="ListBullet"/>
-        <w:spacing w:after="20"/>
+        <w:spacing w:after="30"/>
       </w:pPr>
       <w:r>
         <w:rPr>
@@ -158,7 +158,7 @@
     <w:p>
       <w:pPr>
         <w:pStyle w:val="ListBullet"/>
-        <w:spacing w:after="20"/>
+        <w:spacing w:after="30"/>
       </w:pPr>
       <w:r>
         <w:rPr>
@@ -170,7 +170,7 @@
     <w:p>
       <w:pPr>
         <w:pStyle w:val="ListBullet"/>
-        <w:spacing w:after="20"/>
+        <w:spacing w:after="30"/>
       </w:pPr>
       <w:r>
         <w:rPr>
@@ -182,7 +182,7 @@
     <w:p>
       <w:pPr>
         <w:pStyle w:val="ListBullet"/>
-        <w:spacing w:after="20"/>
+        <w:spacing w:after="30"/>
       </w:pPr>
       <w:r>
         <w:rPr>
@@ -194,13 +194,13 @@
     <w:p>
       <w:pPr>
         <w:pStyle w:val="ListBullet"/>
-        <w:spacing w:after="20"/>
+        <w:spacing w:after="30"/>
       </w:pPr>
       <w:r>
         <w:rPr>
           <w:b w:val="0"/>
         </w:rPr>
-        <w:t>Oversaw opening and closing, cashing up, stock checks, health and safety and food hygiene compliance.</w:t>
+        <w:t>Oversaw opening and closing, cashing up, stock checks and food safety compliance.</w:t>
       </w:r>
     </w:p>
     <w:p>
@@ -208,7 +208,7 @@
         <w:tabs>
           <w:tab w:pos="10091" w:val="right"/>
         </w:tabs>
-        <w:spacing w:after="20" w:before="100"/>
+        <w:spacing w:after="60" w:before="200"/>
       </w:pPr>
       <w:r>
         <w:rPr>
@@ -233,19 +233,19 @@
     <w:p>
       <w:pPr>
         <w:pStyle w:val="ListBullet"/>
-        <w:spacing w:after="20"/>
+        <w:spacing w:after="30"/>
       </w:pPr>
       <w:r>
         <w:rPr>
           <w:b w:val="0"/>
         </w:rPr>
-        <w:t>Greeted and served guests across eat-in and takeaway during high-volume shifts with speed and warmth.</w:t>
+        <w:t>Served eat-in and takeaway guests during high-volume shifts with speed and warmth.</w:t>
       </w:r>
     </w:p>
     <w:p>
       <w:pPr>
         <w:pStyle w:val="ListBullet"/>
-        <w:spacing w:after="20"/>
+        <w:spacing w:after="30"/>
       </w:pPr>
       <w:r>
         <w:rPr>
@@ -257,7 +257,7 @@
     <w:p>
       <w:pPr>
         <w:pStyle w:val="ListBullet"/>
-        <w:spacing w:after="20"/>
+        <w:spacing w:after="30"/>
       </w:pPr>
       <w:r>
         <w:rPr>
@@ -269,7 +269,19 @@
     <w:p>
       <w:pPr>
         <w:pStyle w:val="ListBullet"/>
-        <w:spacing w:after="20"/>
+        <w:spacing w:after="30"/>
+      </w:pPr>
+      <w:r>
+        <w:rPr>
+          <w:b w:val="0"/>
+        </w:rPr>
+        <w:t>Passed orders clearly to the kitchen so food went out quickly and accurately at busy times.</w:t>
+      </w:r>
+    </w:p>
+    <w:p>
+      <w:pPr>
+        <w:pStyle w:val="ListBullet"/>
+        <w:spacing w:after="30"/>
       </w:pPr>
       <w:r>
         <w:rPr>
@@ -283,7 +295,7 @@
         <w:tabs>
           <w:tab w:pos="10091" w:val="right"/>
         </w:tabs>
-        <w:spacing w:after="20" w:before="100"/>
+        <w:spacing w:after="60" w:before="200"/>
       </w:pPr>
       <w:r>
         <w:rPr>
@@ -308,7 +320,7 @@
     <w:p>
       <w:pPr>
         <w:pStyle w:val="ListBullet"/>
-        <w:spacing w:after="20"/>
+        <w:spacing w:after="30"/>
       </w:pPr>
       <w:r>
         <w:rPr>
@@ -320,7 +332,7 @@
     <w:p>
       <w:pPr>
         <w:pStyle w:val="ListBullet"/>
-        <w:spacing w:after="20"/>
+        <w:spacing w:after="30"/>
       </w:pPr>
       <w:r>
         <w:rPr>
@@ -332,7 +344,7 @@
     <w:p>
       <w:pPr>
         <w:pStyle w:val="ListBullet"/>
-        <w:spacing w:after="20"/>
+        <w:spacing w:after="30"/>
       </w:pPr>
       <w:r>
         <w:rPr>
@@ -344,7 +356,7 @@
     <w:p>
       <w:pPr>
         <w:pStyle w:val="ListBullet"/>
-        <w:spacing w:after="20"/>
+        <w:spacing w:after="30"/>
       </w:pPr>
       <w:r>
         <w:rPr>
@@ -356,7 +368,7 @@
     <w:p>
       <w:pPr>
         <w:pStyle w:val="ListBullet"/>
-        <w:spacing w:after="20"/>
+        <w:spacing w:after="30"/>
       </w:pPr>
       <w:r>
         <w:rPr>
@@ -368,7 +380,7 @@
     <w:p>
       <w:pPr>
         <w:pStyle w:val="ListBullet"/>
-        <w:spacing w:after="20"/>
+        <w:spacing w:after="30"/>
       </w:pPr>
       <w:r>
         <w:rPr>
@@ -380,7 +392,7 @@
     <w:p>
       <w:pPr>
         <w:pStyle w:val="ListBullet"/>
-        <w:spacing w:after="20"/>
+        <w:spacing w:after="30"/>
       </w:pPr>
       <w:r>
         <w:rPr>
@@ -392,7 +404,7 @@
     <w:p>
       <w:pPr>
         <w:pStyle w:val="ListBullet"/>
-        <w:spacing w:after="20"/>
+        <w:spacing w:after="30"/>
       </w:pPr>
       <w:r>
         <w:rPr>
@@ -403,7 +415,7 @@
     </w:p>
     <w:p>
       <w:pPr>
-        <w:spacing w:after="60" w:before="160"/>
+        <w:spacing w:after="120" w:before="300"/>
         <w:pBdr>
           <w:bottom w:val="single" w:sz="6" w:space="2" w:color="333333"/>
         </w:pBdr>
@@ -463,7 +475,7 @@
     </w:p>
     <w:p>
       <w:pPr>
-        <w:spacing w:after="60" w:before="160"/>
+        <w:spacing w:after="120" w:before="300"/>
         <w:pBdr>
           <w:bottom w:val="single" w:sz="6" w:space="2" w:color="333333"/>
         </w:pBdr>
@@ -996,11 +1008,11 @@
     <w:qFormat/>
     <w:rsid w:val="00FC693F"/>
     <w:pPr>
-      <w:spacing w:after="0" w:line="240" w:lineRule="auto"/>
+      <w:spacing w:after="0" w:line="288" w:lineRule="auto"/>
     </w:pPr>
     <w:rPr>
       <w:rFonts w:ascii="Arial" w:hAnsi="Arial" w:eastAsia="Arial"/>
-      <w:sz w:val="20"/>
+      <w:sz w:val="21"/>
     </w:rPr>
   </w:style>
   <w:style w:type="paragraph" w:styleId="Header">

--- a/cv/Jithin_George_Server_CV.docx
+++ b/cv/Jithin_George_Server_CV.docx
@@ -220,93 +220,6 @@
         <w:rPr>
           <w:b w:val="0"/>
         </w:rPr>
-        <w:t xml:space="preserve"> – Chit n Chaat, UK</w:t>
-      </w:r>
-      <w:r>
-        <w:rPr>
-          <w:b w:val="0"/>
-        </w:rPr>
-        <w:tab/>
-        <w:t>Dec 2024 – Mar 2025</w:t>
-      </w:r>
-    </w:p>
-    <w:p>
-      <w:pPr>
-        <w:pStyle w:val="ListBullet"/>
-        <w:spacing w:after="30"/>
-      </w:pPr>
-      <w:r>
-        <w:rPr>
-          <w:b w:val="0"/>
-        </w:rPr>
-        <w:t>Served eat-in and takeaway guests during high-volume shifts with speed and warmth.</w:t>
-      </w:r>
-    </w:p>
-    <w:p>
-      <w:pPr>
-        <w:pStyle w:val="ListBullet"/>
-        <w:spacing w:after="30"/>
-      </w:pPr>
-      <w:r>
-        <w:rPr>
-          <w:b w:val="0"/>
-        </w:rPr>
-        <w:t>Guided guests through the menu and handled special requests, helping them order with confidence.</w:t>
-      </w:r>
-    </w:p>
-    <w:p>
-      <w:pPr>
-        <w:pStyle w:val="ListBullet"/>
-        <w:spacing w:after="30"/>
-      </w:pPr>
-      <w:r>
-        <w:rPr>
-          <w:b w:val="0"/>
-        </w:rPr>
-        <w:t>Stepped in to support teammates in rush periods, cutting wait times and keeping service flowing.</w:t>
-      </w:r>
-    </w:p>
-    <w:p>
-      <w:pPr>
-        <w:pStyle w:val="ListBullet"/>
-        <w:spacing w:after="30"/>
-      </w:pPr>
-      <w:r>
-        <w:rPr>
-          <w:b w:val="0"/>
-        </w:rPr>
-        <w:t>Passed orders clearly to the kitchen so food went out quickly and accurately at busy times.</w:t>
-      </w:r>
-    </w:p>
-    <w:p>
-      <w:pPr>
-        <w:pStyle w:val="ListBullet"/>
-        <w:spacing w:after="30"/>
-      </w:pPr>
-      <w:r>
-        <w:rPr>
-          <w:b w:val="0"/>
-        </w:rPr>
-        <w:t>Kept the section clean, restocked and well presented in line with food safety standards.</w:t>
-      </w:r>
-    </w:p>
-    <w:p>
-      <w:pPr>
-        <w:tabs>
-          <w:tab w:pos="10091" w:val="right"/>
-        </w:tabs>
-        <w:spacing w:after="60" w:before="200"/>
-      </w:pPr>
-      <w:r>
-        <w:rPr>
-          <w:b/>
-        </w:rPr>
-        <w:t>Front of House Staff</w:t>
-      </w:r>
-      <w:r>
-        <w:rPr>
-          <w:b w:val="0"/>
-        </w:rPr>
         <w:t xml:space="preserve"> – Bardez, UK</w:t>
       </w:r>
       <w:r>
@@ -314,7 +227,7 @@
           <w:b w:val="0"/>
         </w:rPr>
         <w:tab/>
-        <w:t>Mar 2024 – Nov 2024</w:t>
+        <w:t>Aug 2024 – Mar 2025</w:t>
       </w:r>
     </w:p>
     <w:p>
@@ -411,6 +324,93 @@
           <w:b w:val="0"/>
         </w:rPr>
         <w:t>Built rapport with regular guests and resolved feedback calmly, encouraging repeat bookings.</w:t>
+      </w:r>
+    </w:p>
+    <w:p>
+      <w:pPr>
+        <w:tabs>
+          <w:tab w:pos="10091" w:val="right"/>
+        </w:tabs>
+        <w:spacing w:after="60" w:before="200"/>
+      </w:pPr>
+      <w:r>
+        <w:rPr>
+          <w:b/>
+        </w:rPr>
+        <w:t>Front of House Staff</w:t>
+      </w:r>
+      <w:r>
+        <w:rPr>
+          <w:b w:val="0"/>
+        </w:rPr>
+        <w:t xml:space="preserve"> – Chit n Chaat, UK</w:t>
+      </w:r>
+      <w:r>
+        <w:rPr>
+          <w:b w:val="0"/>
+        </w:rPr>
+        <w:tab/>
+        <w:t>Feb 2024 – Jul 2024</w:t>
+      </w:r>
+    </w:p>
+    <w:p>
+      <w:pPr>
+        <w:pStyle w:val="ListBullet"/>
+        <w:spacing w:after="30"/>
+      </w:pPr>
+      <w:r>
+        <w:rPr>
+          <w:b w:val="0"/>
+        </w:rPr>
+        <w:t>Served eat-in and takeaway guests during high-volume shifts with speed and warmth.</w:t>
+      </w:r>
+    </w:p>
+    <w:p>
+      <w:pPr>
+        <w:pStyle w:val="ListBullet"/>
+        <w:spacing w:after="30"/>
+      </w:pPr>
+      <w:r>
+        <w:rPr>
+          <w:b w:val="0"/>
+        </w:rPr>
+        <w:t>Guided guests through the menu and handled special requests, helping them order with confidence.</w:t>
+      </w:r>
+    </w:p>
+    <w:p>
+      <w:pPr>
+        <w:pStyle w:val="ListBullet"/>
+        <w:spacing w:after="30"/>
+      </w:pPr>
+      <w:r>
+        <w:rPr>
+          <w:b w:val="0"/>
+        </w:rPr>
+        <w:t>Stepped in to support teammates in rush periods, cutting wait times and keeping service flowing.</w:t>
+      </w:r>
+    </w:p>
+    <w:p>
+      <w:pPr>
+        <w:pStyle w:val="ListBullet"/>
+        <w:spacing w:after="30"/>
+      </w:pPr>
+      <w:r>
+        <w:rPr>
+          <w:b w:val="0"/>
+        </w:rPr>
+        <w:t>Passed orders clearly to the kitchen so food went out quickly and accurately at busy times.</w:t>
+      </w:r>
+    </w:p>
+    <w:p>
+      <w:pPr>
+        <w:pStyle w:val="ListBullet"/>
+        <w:spacing w:after="30"/>
+      </w:pPr>
+      <w:r>
+        <w:rPr>
+          <w:b w:val="0"/>
+        </w:rPr>
+        <w:t>Kept the section clean, restocked and well presented in line with food safety standards.</w:t>
       </w:r>
     </w:p>
     <w:p>

--- a/cv/Jithin_George_Server_CV.docx
+++ b/cv/Jithin_George_Server_CV.docx
@@ -214,7 +214,7 @@
         <w:rPr>
           <w:b/>
         </w:rPr>
-        <w:t>Front of House Staff</w:t>
+        <w:t>Shift Supervisor</w:t>
       </w:r>
       <w:r>
         <w:rPr>

--- a/cv/Jithin_George_Server_CV.docx
+++ b/cv/Jithin_George_Server_CV.docx
@@ -239,6 +239,30 @@
         <w:rPr>
           <w:b w:val="0"/>
         </w:rPr>
+        <w:t>Ran the floor during shifts, allocating sections and keeping service on track at peak times.</w:t>
+      </w:r>
+    </w:p>
+    <w:p>
+      <w:pPr>
+        <w:pStyle w:val="ListBullet"/>
+        <w:spacing w:after="30"/>
+      </w:pPr>
+      <w:r>
+        <w:rPr>
+          <w:b w:val="0"/>
+        </w:rPr>
+        <w:t>Coached new team members on service standards, allergens and side duties during their first shifts.</w:t>
+      </w:r>
+    </w:p>
+    <w:p>
+      <w:pPr>
+        <w:pStyle w:val="ListBullet"/>
+        <w:spacing w:after="30"/>
+      </w:pPr>
+      <w:r>
+        <w:rPr>
+          <w:b w:val="0"/>
+        </w:rPr>
         <w:t>Greeted and seated guests, managed reservations and walk-ins, and kept table turnover smooth.</w:t>
       </w:r>
     </w:p>
@@ -275,18 +299,6 @@
         <w:rPr>
           <w:b w:val="0"/>
         </w:rPr>
-        <w:t>Upsold specials, sides and desserts to increase average spend per table.</w:t>
-      </w:r>
-    </w:p>
-    <w:p>
-      <w:pPr>
-        <w:pStyle w:val="ListBullet"/>
-        <w:spacing w:after="30"/>
-      </w:pPr>
-      <w:r>
-        <w:rPr>
-          <w:b w:val="0"/>
-        </w:rPr>
         <w:t>Handled allergen and dietary requests (vegan, gluten-free, nut allergies) accurately with the kitchen.</w:t>
       </w:r>
     </w:p>
@@ -312,18 +324,6 @@
           <w:b w:val="0"/>
         </w:rPr>
         <w:t>Completed side duties, table settings, polishing and restocking so the section was ready for every shift.</w:t>
-      </w:r>
-    </w:p>
-    <w:p>
-      <w:pPr>
-        <w:pStyle w:val="ListBullet"/>
-        <w:spacing w:after="30"/>
-      </w:pPr>
-      <w:r>
-        <w:rPr>
-          <w:b w:val="0"/>
-        </w:rPr>
-        <w:t>Built rapport with regular guests and resolved feedback calmly, encouraging repeat bookings.</w:t>
       </w:r>
     </w:p>
     <w:p>
